--- a/Supplementary Materials.docx
+++ b/Supplementary Materials.docx
@@ -290,10 +290,10 @@
             <v:path o:extrusionok="f" gradientshapeok="t" o:connecttype="rect"/>
             <o:lock v:ext="edit" aspectratio="t"/>
           </v:shapetype>
-          <v:shape id="_x0000_i1025" type="#_x0000_t75" style="width:20.35pt;height:15.35pt" o:ole="">
+          <v:shape id="_x0000_i1025" type="#_x0000_t75" style="width:20.4pt;height:15.6pt" o:ole="">
             <v:imagedata r:id="rId8" o:title=""/>
           </v:shape>
-          <o:OLEObject Type="Embed" ProgID="Equation.DSMT4" ShapeID="_x0000_i1025" DrawAspect="Content" ObjectID="_1806777587" r:id="rId9"/>
+          <o:OLEObject Type="Embed" ProgID="Equation.DSMT4" ShapeID="_x0000_i1025" DrawAspect="Content" ObjectID="_1806829333" r:id="rId9"/>
         </w:object>
       </w:r>
       <w:r>
@@ -304,10 +304,10 @@
           <w:position w:val="-8"/>
         </w:rPr>
         <w:object w:dxaOrig="460" w:dyaOrig="279" w14:anchorId="441823CD">
-          <v:shape id="_x0000_i1026" type="#_x0000_t75" style="width:20.35pt;height:15.35pt" o:ole="">
+          <v:shape id="_x0000_i1026" type="#_x0000_t75" style="width:20.4pt;height:15.6pt" o:ole="">
             <v:imagedata r:id="rId10" o:title=""/>
           </v:shape>
-          <o:OLEObject Type="Embed" ProgID="Equation.DSMT4" ShapeID="_x0000_i1026" DrawAspect="Content" ObjectID="_1806777588" r:id="rId11"/>
+          <o:OLEObject Type="Embed" ProgID="Equation.DSMT4" ShapeID="_x0000_i1026" DrawAspect="Content" ObjectID="_1806829334" r:id="rId11"/>
         </w:object>
       </w:r>
       <w:r>
@@ -318,10 +318,10 @@
           <w:position w:val="-8"/>
         </w:rPr>
         <w:object w:dxaOrig="260" w:dyaOrig="279" w14:anchorId="6D2247D0">
-          <v:shape id="_x0000_i1027" type="#_x0000_t75" style="width:15.35pt;height:15.35pt" o:ole="">
+          <v:shape id="_x0000_i1027" type="#_x0000_t75" style="width:15.6pt;height:15.6pt" o:ole="">
             <v:imagedata r:id="rId12" o:title=""/>
           </v:shape>
-          <o:OLEObject Type="Embed" ProgID="Equation.DSMT4" ShapeID="_x0000_i1027" DrawAspect="Content" ObjectID="_1806777589" r:id="rId13"/>
+          <o:OLEObject Type="Embed" ProgID="Equation.DSMT4" ShapeID="_x0000_i1027" DrawAspect="Content" ObjectID="_1806829335" r:id="rId13"/>
         </w:object>
       </w:r>
       <w:r>
@@ -332,10 +332,10 @@
           <w:position w:val="-8"/>
         </w:rPr>
         <w:object w:dxaOrig="300" w:dyaOrig="279" w14:anchorId="5729D652">
-          <v:shape id="_x0000_i1028" type="#_x0000_t75" style="width:15.35pt;height:15.35pt" o:ole="">
+          <v:shape id="_x0000_i1028" type="#_x0000_t75" style="width:15.6pt;height:15.6pt" o:ole="">
             <v:imagedata r:id="rId14" o:title=""/>
           </v:shape>
-          <o:OLEObject Type="Embed" ProgID="Equation.DSMT4" ShapeID="_x0000_i1028" DrawAspect="Content" ObjectID="_1806777590" r:id="rId15"/>
+          <o:OLEObject Type="Embed" ProgID="Equation.DSMT4" ShapeID="_x0000_i1028" DrawAspect="Content" ObjectID="_1806829336" r:id="rId15"/>
         </w:object>
       </w:r>
       <w:r>
@@ -418,10 +418,10 @@
           <w:position w:val="-8"/>
         </w:rPr>
         <w:object w:dxaOrig="400" w:dyaOrig="279" w14:anchorId="7B0FE705">
-          <v:shape id="_x0000_i1029" type="#_x0000_t75" style="width:20.35pt;height:15.35pt" o:ole="">
+          <v:shape id="_x0000_i1029" type="#_x0000_t75" style="width:20.4pt;height:15.6pt" o:ole="">
             <v:imagedata r:id="rId8" o:title=""/>
           </v:shape>
-          <o:OLEObject Type="Embed" ProgID="Equation.DSMT4" ShapeID="_x0000_i1029" DrawAspect="Content" ObjectID="_1806777591" r:id="rId16"/>
+          <o:OLEObject Type="Embed" ProgID="Equation.DSMT4" ShapeID="_x0000_i1029" DrawAspect="Content" ObjectID="_1806829337" r:id="rId16"/>
         </w:object>
       </w:r>
       <w:r>
@@ -432,10 +432,10 @@
           <w:position w:val="-8"/>
         </w:rPr>
         <w:object w:dxaOrig="260" w:dyaOrig="279" w14:anchorId="2C1EA5DA">
-          <v:shape id="_x0000_i1030" type="#_x0000_t75" style="width:15.35pt;height:15.35pt" o:ole="">
+          <v:shape id="_x0000_i1030" type="#_x0000_t75" style="width:15.6pt;height:15.6pt" o:ole="">
             <v:imagedata r:id="rId12" o:title=""/>
           </v:shape>
-          <o:OLEObject Type="Embed" ProgID="Equation.DSMT4" ShapeID="_x0000_i1030" DrawAspect="Content" ObjectID="_1806777592" r:id="rId17"/>
+          <o:OLEObject Type="Embed" ProgID="Equation.DSMT4" ShapeID="_x0000_i1030" DrawAspect="Content" ObjectID="_1806829338" r:id="rId17"/>
         </w:object>
       </w:r>
       <w:r>
@@ -446,10 +446,10 @@
           <w:position w:val="-8"/>
         </w:rPr>
         <w:object w:dxaOrig="460" w:dyaOrig="279" w14:anchorId="2ECD5990">
-          <v:shape id="_x0000_i1031" type="#_x0000_t75" style="width:20.35pt;height:15.35pt" o:ole="">
+          <v:shape id="_x0000_i1031" type="#_x0000_t75" style="width:20.4pt;height:15.6pt" o:ole="">
             <v:imagedata r:id="rId10" o:title=""/>
           </v:shape>
-          <o:OLEObject Type="Embed" ProgID="Equation.DSMT4" ShapeID="_x0000_i1031" DrawAspect="Content" ObjectID="_1806777593" r:id="rId18"/>
+          <o:OLEObject Type="Embed" ProgID="Equation.DSMT4" ShapeID="_x0000_i1031" DrawAspect="Content" ObjectID="_1806829339" r:id="rId18"/>
         </w:object>
       </w:r>
       <w:r>
@@ -460,10 +460,10 @@
           <w:position w:val="-8"/>
         </w:rPr>
         <w:object w:dxaOrig="300" w:dyaOrig="279" w14:anchorId="16F1BA17">
-          <v:shape id="_x0000_i1032" type="#_x0000_t75" style="width:15.35pt;height:15.35pt" o:ole="">
+          <v:shape id="_x0000_i1032" type="#_x0000_t75" style="width:15.6pt;height:15.6pt" o:ole="">
             <v:imagedata r:id="rId14" o:title=""/>
           </v:shape>
-          <o:OLEObject Type="Embed" ProgID="Equation.DSMT4" ShapeID="_x0000_i1032" DrawAspect="Content" ObjectID="_1806777594" r:id="rId19"/>
+          <o:OLEObject Type="Embed" ProgID="Equation.DSMT4" ShapeID="_x0000_i1032" DrawAspect="Content" ObjectID="_1806829340" r:id="rId19"/>
         </w:object>
       </w:r>
       <w:r>
@@ -788,10 +788,10 @@
           <w:position w:val="-8"/>
         </w:rPr>
         <w:object w:dxaOrig="300" w:dyaOrig="279" w14:anchorId="2207FE3B">
-          <v:shape id="_x0000_i1033" type="#_x0000_t75" style="width:15.35pt;height:15.35pt" o:ole="">
+          <v:shape id="_x0000_i1033" type="#_x0000_t75" style="width:15.6pt;height:15.6pt" o:ole="">
             <v:imagedata r:id="rId14" o:title=""/>
           </v:shape>
-          <o:OLEObject Type="Embed" ProgID="Equation.DSMT4" ShapeID="_x0000_i1033" DrawAspect="Content" ObjectID="_1806777595" r:id="rId20"/>
+          <o:OLEObject Type="Embed" ProgID="Equation.DSMT4" ShapeID="_x0000_i1033" DrawAspect="Content" ObjectID="_1806829341" r:id="rId20"/>
         </w:object>
       </w:r>
       <w:r>
@@ -802,10 +802,10 @@
           <w:position w:val="-8"/>
         </w:rPr>
         <w:object w:dxaOrig="400" w:dyaOrig="279" w14:anchorId="27B0F002">
-          <v:shape id="_x0000_i1034" type="#_x0000_t75" style="width:20.35pt;height:15.35pt" o:ole="">
+          <v:shape id="_x0000_i1034" type="#_x0000_t75" style="width:20.4pt;height:15.6pt" o:ole="">
             <v:imagedata r:id="rId8" o:title=""/>
           </v:shape>
-          <o:OLEObject Type="Embed" ProgID="Equation.DSMT4" ShapeID="_x0000_i1034" DrawAspect="Content" ObjectID="_1806777596" r:id="rId21"/>
+          <o:OLEObject Type="Embed" ProgID="Equation.DSMT4" ShapeID="_x0000_i1034" DrawAspect="Content" ObjectID="_1806829342" r:id="rId21"/>
         </w:object>
       </w:r>
       <w:r>
@@ -816,10 +816,10 @@
           <w:position w:val="-8"/>
         </w:rPr>
         <w:object w:dxaOrig="260" w:dyaOrig="279" w14:anchorId="49F436A5">
-          <v:shape id="_x0000_i1035" type="#_x0000_t75" style="width:15.35pt;height:15.35pt" o:ole="">
+          <v:shape id="_x0000_i1035" type="#_x0000_t75" style="width:15.6pt;height:15.6pt" o:ole="">
             <v:imagedata r:id="rId12" o:title=""/>
           </v:shape>
-          <o:OLEObject Type="Embed" ProgID="Equation.DSMT4" ShapeID="_x0000_i1035" DrawAspect="Content" ObjectID="_1806777597" r:id="rId22"/>
+          <o:OLEObject Type="Embed" ProgID="Equation.DSMT4" ShapeID="_x0000_i1035" DrawAspect="Content" ObjectID="_1806829343" r:id="rId22"/>
         </w:object>
       </w:r>
       <w:r>
@@ -830,10 +830,10 @@
           <w:position w:val="-8"/>
         </w:rPr>
         <w:object w:dxaOrig="300" w:dyaOrig="279" w14:anchorId="38E14171">
-          <v:shape id="_x0000_i1036" type="#_x0000_t75" style="width:15.35pt;height:15.35pt" o:ole="">
+          <v:shape id="_x0000_i1036" type="#_x0000_t75" style="width:15.6pt;height:15.6pt" o:ole="">
             <v:imagedata r:id="rId14" o:title=""/>
           </v:shape>
-          <o:OLEObject Type="Embed" ProgID="Equation.DSMT4" ShapeID="_x0000_i1036" DrawAspect="Content" ObjectID="_1806777598" r:id="rId23"/>
+          <o:OLEObject Type="Embed" ProgID="Equation.DSMT4" ShapeID="_x0000_i1036" DrawAspect="Content" ObjectID="_1806829344" r:id="rId23"/>
         </w:object>
       </w:r>
       <w:r>
@@ -871,10 +871,10 @@
           <w:position w:val="-8"/>
         </w:rPr>
         <w:object w:dxaOrig="300" w:dyaOrig="279" w14:anchorId="34985C4D">
-          <v:shape id="_x0000_i1037" type="#_x0000_t75" style="width:15.35pt;height:15.35pt" o:ole="">
+          <v:shape id="_x0000_i1037" type="#_x0000_t75" style="width:15.6pt;height:15.6pt" o:ole="">
             <v:imagedata r:id="rId14" o:title=""/>
           </v:shape>
-          <o:OLEObject Type="Embed" ProgID="Equation.DSMT4" ShapeID="_x0000_i1037" DrawAspect="Content" ObjectID="_1806777599" r:id="rId24"/>
+          <o:OLEObject Type="Embed" ProgID="Equation.DSMT4" ShapeID="_x0000_i1037" DrawAspect="Content" ObjectID="_1806829345" r:id="rId24"/>
         </w:object>
       </w:r>
       <w:r>
@@ -885,10 +885,10 @@
           <w:position w:val="-10"/>
         </w:rPr>
         <w:object w:dxaOrig="400" w:dyaOrig="300" w14:anchorId="5419BE0E">
-          <v:shape id="_x0000_i1038" type="#_x0000_t75" style="width:20.35pt;height:15.35pt" o:ole="">
+          <v:shape id="_x0000_i1038" type="#_x0000_t75" style="width:20.4pt;height:15.6pt" o:ole="">
             <v:imagedata r:id="rId25" o:title=""/>
           </v:shape>
-          <o:OLEObject Type="Embed" ProgID="Equation.DSMT4" ShapeID="_x0000_i1038" DrawAspect="Content" ObjectID="_1806777600" r:id="rId26"/>
+          <o:OLEObject Type="Embed" ProgID="Equation.DSMT4" ShapeID="_x0000_i1038" DrawAspect="Content" ObjectID="_1806829346" r:id="rId26"/>
         </w:object>
       </w:r>
       <w:r>
@@ -2225,10 +2225,10 @@
           <w:position w:val="-10"/>
         </w:rPr>
         <w:object w:dxaOrig="600" w:dyaOrig="300" w14:anchorId="67196D21">
-          <v:shape id="_x0000_i1039" type="#_x0000_t75" style="width:31pt;height:15.35pt" o:ole="">
+          <v:shape id="_x0000_i1039" type="#_x0000_t75" style="width:31.15pt;height:15.6pt" o:ole="">
             <v:imagedata r:id="rId27" o:title=""/>
           </v:shape>
-          <o:OLEObject Type="Embed" ProgID="Equation.DSMT4" ShapeID="_x0000_i1039" DrawAspect="Content" ObjectID="_1806777601" r:id="rId28"/>
+          <o:OLEObject Type="Embed" ProgID="Equation.DSMT4" ShapeID="_x0000_i1039" DrawAspect="Content" ObjectID="_1806829347" r:id="rId28"/>
         </w:object>
       </w:r>
       <w:r>
@@ -2259,10 +2259,10 @@
           <w:position w:val="-10"/>
         </w:rPr>
         <w:object w:dxaOrig="630" w:dyaOrig="300" w14:anchorId="557C6DE3">
-          <v:shape id="_x0000_i1040" type="#_x0000_t75" style="width:31pt;height:15.35pt" o:ole="">
+          <v:shape id="_x0000_i1040" type="#_x0000_t75" style="width:31.15pt;height:15.6pt" o:ole="">
             <v:imagedata r:id="rId29" o:title=""/>
           </v:shape>
-          <o:OLEObject Type="Embed" ProgID="Equation.DSMT4" ShapeID="_x0000_i1040" DrawAspect="Content" ObjectID="_1806777602" r:id="rId30"/>
+          <o:OLEObject Type="Embed" ProgID="Equation.DSMT4" ShapeID="_x0000_i1040" DrawAspect="Content" ObjectID="_1806829348" r:id="rId30"/>
         </w:object>
       </w:r>
       <w:r>
@@ -2396,10 +2396,10 @@
           <w:szCs w:val="21"/>
         </w:rPr>
         <w:object w:dxaOrig="1820" w:dyaOrig="340" w14:anchorId="3F606994">
-          <v:shape id="_x0000_i1041" type="#_x0000_t75" style="width:90.65pt;height:16pt" o:ole="">
+          <v:shape id="_x0000_i1041" type="#_x0000_t75" style="width:90.8pt;height:16.1pt" o:ole="">
             <v:imagedata r:id="rId31" o:title=""/>
           </v:shape>
-          <o:OLEObject Type="Embed" ProgID="Equation.DSMT4" ShapeID="_x0000_i1041" DrawAspect="Content" ObjectID="_1806777603" r:id="rId32"/>
+          <o:OLEObject Type="Embed" ProgID="Equation.DSMT4" ShapeID="_x0000_i1041" DrawAspect="Content" ObjectID="_1806829349" r:id="rId32"/>
         </w:object>
       </w:r>
       <w:r>
@@ -2493,10 +2493,10 @@
           <w:position w:val="-10"/>
         </w:rPr>
         <w:object w:dxaOrig="800" w:dyaOrig="300" w14:anchorId="3FC78B4A">
-          <v:shape id="_x0000_i1042" type="#_x0000_t75" style="width:41pt;height:15.35pt" o:ole="">
+          <v:shape id="_x0000_i1042" type="#_x0000_t75" style="width:40.85pt;height:15.6pt" o:ole="">
             <v:imagedata r:id="rId33" o:title=""/>
           </v:shape>
-          <o:OLEObject Type="Embed" ProgID="Equation.DSMT4" ShapeID="_x0000_i1042" DrawAspect="Content" ObjectID="_1806777604" r:id="rId34"/>
+          <o:OLEObject Type="Embed" ProgID="Equation.DSMT4" ShapeID="_x0000_i1042" DrawAspect="Content" ObjectID="_1806829350" r:id="rId34"/>
         </w:object>
       </w:r>
       <w:r>
@@ -2507,10 +2507,10 @@
           <w:position w:val="-10"/>
         </w:rPr>
         <w:object w:dxaOrig="230" w:dyaOrig="300" w14:anchorId="65377A23">
-          <v:shape id="_x0000_i1043" type="#_x0000_t75" style="width:10.35pt;height:15.35pt" o:ole="">
+          <v:shape id="_x0000_i1043" type="#_x0000_t75" style="width:10.2pt;height:15.6pt" o:ole="">
             <v:imagedata r:id="rId35" o:title=""/>
           </v:shape>
-          <o:OLEObject Type="Embed" ProgID="Equation.DSMT4" ShapeID="_x0000_i1043" DrawAspect="Content" ObjectID="_1806777605" r:id="rId36"/>
+          <o:OLEObject Type="Embed" ProgID="Equation.DSMT4" ShapeID="_x0000_i1043" DrawAspect="Content" ObjectID="_1806829351" r:id="rId36"/>
         </w:object>
       </w:r>
       <w:r>
@@ -2521,10 +2521,10 @@
           <w:position w:val="-10"/>
         </w:rPr>
         <w:object w:dxaOrig="260" w:dyaOrig="300" w14:anchorId="1C556BE8">
-          <v:shape id="_x0000_i1044" type="#_x0000_t75" style="width:10.35pt;height:15.35pt" o:ole="">
+          <v:shape id="_x0000_i1044" type="#_x0000_t75" style="width:10.2pt;height:15.6pt" o:ole="">
             <v:imagedata r:id="rId37" o:title=""/>
           </v:shape>
-          <o:OLEObject Type="Embed" ProgID="Equation.DSMT4" ShapeID="_x0000_i1044" DrawAspect="Content" ObjectID="_1806777606" r:id="rId38"/>
+          <o:OLEObject Type="Embed" ProgID="Equation.DSMT4" ShapeID="_x0000_i1044" DrawAspect="Content" ObjectID="_1806829352" r:id="rId38"/>
         </w:object>
       </w:r>
       <w:r>
@@ -2535,10 +2535,10 @@
           <w:position w:val="-10"/>
         </w:rPr>
         <w:object w:dxaOrig="840" w:dyaOrig="300" w14:anchorId="141958EF">
-          <v:shape id="_x0000_i1045" type="#_x0000_t75" style="width:41pt;height:15.35pt" o:ole="">
+          <v:shape id="_x0000_i1045" type="#_x0000_t75" style="width:40.85pt;height:15.6pt" o:ole="">
             <v:imagedata r:id="rId39" o:title=""/>
           </v:shape>
-          <o:OLEObject Type="Embed" ProgID="Equation.DSMT4" ShapeID="_x0000_i1045" DrawAspect="Content" ObjectID="_1806777607" r:id="rId40"/>
+          <o:OLEObject Type="Embed" ProgID="Equation.DSMT4" ShapeID="_x0000_i1045" DrawAspect="Content" ObjectID="_1806829353" r:id="rId40"/>
         </w:object>
       </w:r>
       <w:r>
@@ -2549,10 +2549,10 @@
           <w:position w:val="-10"/>
         </w:rPr>
         <w:object w:dxaOrig="230" w:dyaOrig="300" w14:anchorId="2B757E66">
-          <v:shape id="_x0000_i1046" type="#_x0000_t75" style="width:10.35pt;height:15.35pt" o:ole="">
+          <v:shape id="_x0000_i1046" type="#_x0000_t75" style="width:10.2pt;height:15.6pt" o:ole="">
             <v:imagedata r:id="rId35" o:title=""/>
           </v:shape>
-          <o:OLEObject Type="Embed" ProgID="Equation.DSMT4" ShapeID="_x0000_i1046" DrawAspect="Content" ObjectID="_1806777608" r:id="rId41"/>
+          <o:OLEObject Type="Embed" ProgID="Equation.DSMT4" ShapeID="_x0000_i1046" DrawAspect="Content" ObjectID="_1806829354" r:id="rId41"/>
         </w:object>
       </w:r>
       <w:r>
@@ -2563,10 +2563,10 @@
           <w:position w:val="-10"/>
         </w:rPr>
         <w:object w:dxaOrig="260" w:dyaOrig="300" w14:anchorId="557EE406">
-          <v:shape id="_x0000_i1047" type="#_x0000_t75" style="width:10.35pt;height:15.35pt" o:ole="">
+          <v:shape id="_x0000_i1047" type="#_x0000_t75" style="width:10.2pt;height:15.6pt" o:ole="">
             <v:imagedata r:id="rId37" o:title=""/>
           </v:shape>
-          <o:OLEObject Type="Embed" ProgID="Equation.DSMT4" ShapeID="_x0000_i1047" DrawAspect="Content" ObjectID="_1806777609" r:id="rId42"/>
+          <o:OLEObject Type="Embed" ProgID="Equation.DSMT4" ShapeID="_x0000_i1047" DrawAspect="Content" ObjectID="_1806829355" r:id="rId42"/>
         </w:object>
       </w:r>
       <w:r>
@@ -2972,7 +2972,29 @@
         </w:r>
       </w:hyperlink>
       <w:r>
-        <w:t>, despite training 56 base learners, the total training time of EDeepDTI is shorter than that of eight baseline methods. Moreover, since the number of base learners for EDeepDTI-d and EDeepDTI-s are only 20 and 30, their training time is shorter than that of EDeepDTI. Additionally, the GPU memory usage of EDeepDTI and its variants is lower than that of most baseline methods. These results demonstrate that our method not only achieves high prediction performance but also exhibits impressive efficiency and practicality.</w:t>
+        <w:t xml:space="preserve">, despite training 56 base learners, the total training time of EDeepDTI is shorter than that of eight baseline methods. Moreover, since the number of base learners for EDeepDTI-d and EDeepDTI-s are only 20 and 30, their training time is shorter than that of EDeepDTI. Additionally, the GPU memory usage of EDeepDTI and its variants </w:t>
+      </w:r>
+      <w:r>
+        <w:lastRenderedPageBreak/>
+        <w:t>is lower than that of most baseline methods. These results demonstrate that our method not only achieves high prediction performance but also exhibits impressive efficiency and practicality.</w:t>
+      </w:r>
+    </w:p>
+    <w:p/>
+    <w:p>
+      <w:pPr>
+        <w:widowControl/>
+        <w:spacing w:line="240" w:lineRule="auto"/>
+        <w:jc w:val="left"/>
+        <w:rPr>
+          <w:b/>
+          <w:bCs/>
+          <w:kern w:val="44"/>
+          <w:sz w:val="28"/>
+          <w:szCs w:val="44"/>
+        </w:rPr>
+      </w:pPr>
+      <w:r>
+        <w:br w:type="page"/>
       </w:r>
     </w:p>
     <w:p>
@@ -3191,7 +3213,7 @@
             <w:tcW w:w="924" w:type="dxa"/>
             <w:vMerge w:val="restart"/>
             <w:tcBorders>
-              <w:top w:val="double" w:sz="4" w:space="0" w:color="auto"/>
+              <w:top w:val="single" w:sz="4" w:space="0" w:color="auto"/>
               <w:left w:val="nil"/>
               <w:bottom w:val="nil"/>
               <w:right w:val="nil"/>
@@ -3220,7 +3242,7 @@
             <w:tcW w:w="2841" w:type="dxa"/>
             <w:gridSpan w:val="3"/>
             <w:tcBorders>
-              <w:top w:val="double" w:sz="4" w:space="0" w:color="auto"/>
+              <w:top w:val="single" w:sz="4" w:space="0" w:color="auto"/>
               <w:left w:val="nil"/>
               <w:bottom w:val="nil"/>
               <w:right w:val="nil"/>
@@ -3251,7 +3273,7 @@
             <w:tcW w:w="3273" w:type="dxa"/>
             <w:gridSpan w:val="5"/>
             <w:tcBorders>
-              <w:top w:val="double" w:sz="4" w:space="0" w:color="auto"/>
+              <w:top w:val="single" w:sz="4" w:space="0" w:color="auto"/>
               <w:left w:val="nil"/>
               <w:bottom w:val="nil"/>
               <w:right w:val="nil"/>
@@ -4344,7 +4366,7 @@
             <w:tcBorders>
               <w:top w:val="nil"/>
               <w:left w:val="nil"/>
-              <w:bottom w:val="double" w:sz="4" w:space="0" w:color="auto"/>
+              <w:bottom w:val="single" w:sz="4" w:space="0" w:color="auto"/>
               <w:right w:val="nil"/>
             </w:tcBorders>
             <w:vAlign w:val="center"/>
@@ -4373,7 +4395,7 @@
             <w:tcBorders>
               <w:top w:val="nil"/>
               <w:left w:val="nil"/>
-              <w:bottom w:val="double" w:sz="4" w:space="0" w:color="auto"/>
+              <w:bottom w:val="single" w:sz="4" w:space="0" w:color="auto"/>
               <w:right w:val="nil"/>
             </w:tcBorders>
           </w:tcPr>
@@ -4402,7 +4424,7 @@
             <w:tcBorders>
               <w:top w:val="nil"/>
               <w:left w:val="nil"/>
-              <w:bottom w:val="double" w:sz="4" w:space="0" w:color="auto"/>
+              <w:bottom w:val="single" w:sz="4" w:space="0" w:color="auto"/>
               <w:right w:val="nil"/>
             </w:tcBorders>
           </w:tcPr>
@@ -4431,7 +4453,7 @@
             <w:tcBorders>
               <w:top w:val="nil"/>
               <w:left w:val="nil"/>
-              <w:bottom w:val="double" w:sz="4" w:space="0" w:color="auto"/>
+              <w:bottom w:val="single" w:sz="4" w:space="0" w:color="auto"/>
               <w:right w:val="nil"/>
             </w:tcBorders>
           </w:tcPr>
@@ -4460,7 +4482,7 @@
             <w:tcBorders>
               <w:top w:val="nil"/>
               <w:left w:val="nil"/>
-              <w:bottom w:val="double" w:sz="4" w:space="0" w:color="auto"/>
+              <w:bottom w:val="single" w:sz="4" w:space="0" w:color="auto"/>
               <w:right w:val="nil"/>
             </w:tcBorders>
           </w:tcPr>
@@ -4489,7 +4511,7 @@
             <w:tcBorders>
               <w:top w:val="nil"/>
               <w:left w:val="nil"/>
-              <w:bottom w:val="double" w:sz="4" w:space="0" w:color="auto"/>
+              <w:bottom w:val="single" w:sz="4" w:space="0" w:color="auto"/>
               <w:right w:val="nil"/>
             </w:tcBorders>
           </w:tcPr>
@@ -4518,7 +4540,7 @@
             <w:tcBorders>
               <w:top w:val="nil"/>
               <w:left w:val="nil"/>
-              <w:bottom w:val="double" w:sz="4" w:space="0" w:color="auto"/>
+              <w:bottom w:val="single" w:sz="4" w:space="0" w:color="auto"/>
               <w:right w:val="nil"/>
             </w:tcBorders>
           </w:tcPr>
@@ -4547,7 +4569,7 @@
             <w:tcBorders>
               <w:top w:val="nil"/>
               <w:left w:val="nil"/>
-              <w:bottom w:val="double" w:sz="4" w:space="0" w:color="auto"/>
+              <w:bottom w:val="single" w:sz="4" w:space="0" w:color="auto"/>
               <w:right w:val="nil"/>
             </w:tcBorders>
           </w:tcPr>
@@ -4576,7 +4598,7 @@
             <w:tcBorders>
               <w:top w:val="nil"/>
               <w:left w:val="nil"/>
-              <w:bottom w:val="double" w:sz="4" w:space="0" w:color="auto"/>
+              <w:bottom w:val="single" w:sz="4" w:space="0" w:color="auto"/>
               <w:right w:val="nil"/>
             </w:tcBorders>
           </w:tcPr>
@@ -4677,7 +4699,7 @@
           <w:tcPr>
             <w:tcW w:w="938" w:type="dxa"/>
             <w:tcBorders>
-              <w:top w:val="double" w:sz="4" w:space="0" w:color="auto"/>
+              <w:top w:val="single" w:sz="4" w:space="0" w:color="auto"/>
               <w:left w:val="nil"/>
               <w:bottom w:val="single" w:sz="4" w:space="0" w:color="auto"/>
               <w:right w:val="nil"/>
@@ -4706,7 +4728,7 @@
           <w:tcPr>
             <w:tcW w:w="2023" w:type="dxa"/>
             <w:tcBorders>
-              <w:top w:val="double" w:sz="4" w:space="0" w:color="auto"/>
+              <w:top w:val="single" w:sz="4" w:space="0" w:color="auto"/>
               <w:left w:val="nil"/>
               <w:bottom w:val="single" w:sz="4" w:space="0" w:color="auto"/>
               <w:right w:val="nil"/>
@@ -4736,7 +4758,7 @@
           <w:tcPr>
             <w:tcW w:w="1623" w:type="dxa"/>
             <w:tcBorders>
-              <w:top w:val="double" w:sz="4" w:space="0" w:color="auto"/>
+              <w:top w:val="single" w:sz="4" w:space="0" w:color="auto"/>
               <w:left w:val="nil"/>
               <w:bottom w:val="single" w:sz="4" w:space="0" w:color="auto"/>
               <w:right w:val="nil"/>
@@ -4766,7 +4788,7 @@
           <w:tcPr>
             <w:tcW w:w="1574" w:type="dxa"/>
             <w:tcBorders>
-              <w:top w:val="double" w:sz="4" w:space="0" w:color="auto"/>
+              <w:top w:val="single" w:sz="4" w:space="0" w:color="auto"/>
               <w:left w:val="nil"/>
               <w:bottom w:val="single" w:sz="4" w:space="0" w:color="auto"/>
               <w:right w:val="nil"/>
@@ -4796,7 +4818,7 @@
           <w:tcPr>
             <w:tcW w:w="1930" w:type="dxa"/>
             <w:tcBorders>
-              <w:top w:val="double" w:sz="4" w:space="0" w:color="auto"/>
+              <w:top w:val="single" w:sz="4" w:space="0" w:color="auto"/>
               <w:left w:val="nil"/>
               <w:bottom w:val="single" w:sz="4" w:space="0" w:color="auto"/>
               <w:right w:val="nil"/>
@@ -4826,7 +4848,7 @@
           <w:tcPr>
             <w:tcW w:w="1163" w:type="dxa"/>
             <w:tcBorders>
-              <w:top w:val="double" w:sz="4" w:space="0" w:color="auto"/>
+              <w:top w:val="single" w:sz="4" w:space="0" w:color="auto"/>
               <w:left w:val="nil"/>
               <w:bottom w:val="single" w:sz="4" w:space="0" w:color="auto"/>
               <w:right w:val="nil"/>
@@ -7309,7 +7331,7 @@
             <w:tcBorders>
               <w:top w:val="nil"/>
               <w:left w:val="nil"/>
-              <w:bottom w:val="double" w:sz="4" w:space="0" w:color="auto"/>
+              <w:bottom w:val="single" w:sz="4" w:space="0" w:color="auto"/>
               <w:right w:val="nil"/>
             </w:tcBorders>
             <w:vAlign w:val="center"/>
@@ -7331,7 +7353,7 @@
             <w:tcBorders>
               <w:top w:val="nil"/>
               <w:left w:val="nil"/>
-              <w:bottom w:val="double" w:sz="4" w:space="0" w:color="auto"/>
+              <w:bottom w:val="single" w:sz="4" w:space="0" w:color="auto"/>
               <w:right w:val="nil"/>
             </w:tcBorders>
             <w:vAlign w:val="center"/>
@@ -7360,7 +7382,7 @@
             <w:tcBorders>
               <w:top w:val="nil"/>
               <w:left w:val="nil"/>
-              <w:bottom w:val="double" w:sz="4" w:space="0" w:color="auto"/>
+              <w:bottom w:val="single" w:sz="4" w:space="0" w:color="auto"/>
               <w:right w:val="nil"/>
             </w:tcBorders>
             <w:vAlign w:val="center"/>
@@ -7389,7 +7411,7 @@
             <w:tcBorders>
               <w:top w:val="nil"/>
               <w:left w:val="nil"/>
-              <w:bottom w:val="double" w:sz="4" w:space="0" w:color="auto"/>
+              <w:bottom w:val="single" w:sz="4" w:space="0" w:color="auto"/>
               <w:right w:val="nil"/>
             </w:tcBorders>
             <w:vAlign w:val="center"/>
@@ -7419,7 +7441,7 @@
             <w:tcBorders>
               <w:top w:val="nil"/>
               <w:left w:val="nil"/>
-              <w:bottom w:val="double" w:sz="4" w:space="0" w:color="auto"/>
+              <w:bottom w:val="single" w:sz="4" w:space="0" w:color="auto"/>
               <w:right w:val="nil"/>
             </w:tcBorders>
             <w:vAlign w:val="center"/>
@@ -7448,7 +7470,7 @@
             <w:tcBorders>
               <w:top w:val="nil"/>
               <w:left w:val="nil"/>
-              <w:bottom w:val="double" w:sz="4" w:space="0" w:color="auto"/>
+              <w:bottom w:val="single" w:sz="4" w:space="0" w:color="auto"/>
               <w:right w:val="nil"/>
             </w:tcBorders>
             <w:vAlign w:val="center"/>
@@ -7589,7 +7611,7 @@
           <w:tcPr>
             <w:tcW w:w="1766" w:type="dxa"/>
             <w:tcBorders>
-              <w:top w:val="double" w:sz="4" w:space="0" w:color="auto"/>
+              <w:top w:val="single" w:sz="4" w:space="0" w:color="auto"/>
               <w:bottom w:val="single" w:sz="4" w:space="0" w:color="auto"/>
             </w:tcBorders>
             <w:vAlign w:val="center"/>
@@ -7615,7 +7637,7 @@
           <w:tcPr>
             <w:tcW w:w="868" w:type="dxa"/>
             <w:tcBorders>
-              <w:top w:val="double" w:sz="4" w:space="0" w:color="auto"/>
+              <w:top w:val="single" w:sz="4" w:space="0" w:color="auto"/>
               <w:bottom w:val="single" w:sz="4" w:space="0" w:color="auto"/>
             </w:tcBorders>
             <w:vAlign w:val="center"/>
@@ -7642,7 +7664,7 @@
           <w:tcPr>
             <w:tcW w:w="1227" w:type="dxa"/>
             <w:tcBorders>
-              <w:top w:val="double" w:sz="4" w:space="0" w:color="auto"/>
+              <w:top w:val="single" w:sz="4" w:space="0" w:color="auto"/>
               <w:bottom w:val="single" w:sz="4" w:space="0" w:color="auto"/>
             </w:tcBorders>
             <w:vAlign w:val="center"/>
@@ -7669,7 +7691,7 @@
           <w:tcPr>
             <w:tcW w:w="1312" w:type="dxa"/>
             <w:tcBorders>
-              <w:top w:val="double" w:sz="4" w:space="0" w:color="auto"/>
+              <w:top w:val="single" w:sz="4" w:space="0" w:color="auto"/>
               <w:bottom w:val="single" w:sz="4" w:space="0" w:color="auto"/>
             </w:tcBorders>
             <w:vAlign w:val="center"/>
@@ -7696,7 +7718,7 @@
           <w:tcPr>
             <w:tcW w:w="1137" w:type="dxa"/>
             <w:tcBorders>
-              <w:top w:val="double" w:sz="4" w:space="0" w:color="auto"/>
+              <w:top w:val="single" w:sz="4" w:space="0" w:color="auto"/>
               <w:bottom w:val="single" w:sz="4" w:space="0" w:color="auto"/>
             </w:tcBorders>
             <w:vAlign w:val="center"/>
@@ -7723,7 +7745,7 @@
           <w:tcPr>
             <w:tcW w:w="1138" w:type="dxa"/>
             <w:tcBorders>
-              <w:top w:val="double" w:sz="4" w:space="0" w:color="auto"/>
+              <w:top w:val="single" w:sz="4" w:space="0" w:color="auto"/>
               <w:bottom w:val="single" w:sz="4" w:space="0" w:color="auto"/>
             </w:tcBorders>
             <w:vAlign w:val="center"/>
@@ -10205,7 +10227,7 @@
           <w:tcPr>
             <w:tcW w:w="1766" w:type="dxa"/>
             <w:tcBorders>
-              <w:bottom w:val="double" w:sz="4" w:space="0" w:color="auto"/>
+              <w:bottom w:val="single" w:sz="4" w:space="0" w:color="auto"/>
             </w:tcBorders>
             <w:vAlign w:val="center"/>
           </w:tcPr>
@@ -10230,7 +10252,7 @@
           <w:tcPr>
             <w:tcW w:w="868" w:type="dxa"/>
             <w:tcBorders>
-              <w:bottom w:val="double" w:sz="4" w:space="0" w:color="auto"/>
+              <w:bottom w:val="single" w:sz="4" w:space="0" w:color="auto"/>
             </w:tcBorders>
             <w:vAlign w:val="center"/>
           </w:tcPr>
@@ -10256,7 +10278,7 @@
           <w:tcPr>
             <w:tcW w:w="1227" w:type="dxa"/>
             <w:tcBorders>
-              <w:bottom w:val="double" w:sz="4" w:space="0" w:color="auto"/>
+              <w:bottom w:val="single" w:sz="4" w:space="0" w:color="auto"/>
             </w:tcBorders>
             <w:vAlign w:val="center"/>
           </w:tcPr>
@@ -10282,7 +10304,7 @@
           <w:tcPr>
             <w:tcW w:w="1312" w:type="dxa"/>
             <w:tcBorders>
-              <w:bottom w:val="double" w:sz="4" w:space="0" w:color="auto"/>
+              <w:bottom w:val="single" w:sz="4" w:space="0" w:color="auto"/>
             </w:tcBorders>
             <w:vAlign w:val="center"/>
           </w:tcPr>
@@ -10308,7 +10330,7 @@
           <w:tcPr>
             <w:tcW w:w="1137" w:type="dxa"/>
             <w:tcBorders>
-              <w:bottom w:val="double" w:sz="4" w:space="0" w:color="auto"/>
+              <w:bottom w:val="single" w:sz="4" w:space="0" w:color="auto"/>
             </w:tcBorders>
             <w:vAlign w:val="center"/>
           </w:tcPr>
@@ -10334,7 +10356,7 @@
           <w:tcPr>
             <w:tcW w:w="1138" w:type="dxa"/>
             <w:tcBorders>
-              <w:bottom w:val="double" w:sz="4" w:space="0" w:color="auto"/>
+              <w:bottom w:val="single" w:sz="4" w:space="0" w:color="auto"/>
             </w:tcBorders>
             <w:vAlign w:val="center"/>
           </w:tcPr>
@@ -10518,7 +10540,7 @@
             <w:tcW w:w="0" w:type="auto"/>
             <w:vMerge w:val="restart"/>
             <w:tcBorders>
-              <w:top w:val="double" w:sz="4" w:space="0" w:color="auto"/>
+              <w:top w:val="single" w:sz="4" w:space="0" w:color="auto"/>
             </w:tcBorders>
             <w:shd w:val="clear" w:color="auto" w:fill="auto"/>
             <w:vAlign w:val="center"/>
@@ -10547,7 +10569,7 @@
             <w:tcW w:w="3731" w:type="dxa"/>
             <w:gridSpan w:val="6"/>
             <w:tcBorders>
-              <w:top w:val="double" w:sz="4" w:space="0" w:color="auto"/>
+              <w:top w:val="single" w:sz="4" w:space="0" w:color="auto"/>
               <w:bottom w:val="single" w:sz="4" w:space="0" w:color="auto"/>
             </w:tcBorders>
           </w:tcPr>
@@ -10576,7 +10598,7 @@
             <w:tcW w:w="3731" w:type="dxa"/>
             <w:gridSpan w:val="7"/>
             <w:tcBorders>
-              <w:top w:val="double" w:sz="4" w:space="0" w:color="auto"/>
+              <w:top w:val="single" w:sz="4" w:space="0" w:color="auto"/>
               <w:bottom w:val="single" w:sz="4" w:space="0" w:color="auto"/>
             </w:tcBorders>
             <w:shd w:val="clear" w:color="auto" w:fill="auto"/>
@@ -11649,13 +11671,15 @@
                 <w:rFonts w:eastAsia="宋体" w:cs="Times New Roman"/>
                 <w:sz w:val="18"/>
                 <w:szCs w:val="18"/>
-              </w:rPr>
-            </w:pPr>
-            <w:r>
-              <w:rPr>
-                <w:rFonts w:cs="Times New Roman"/>
-                <w:sz w:val="18"/>
-                <w:szCs w:val="18"/>
+                <w:u w:val="single"/>
+              </w:rPr>
+            </w:pPr>
+            <w:r>
+              <w:rPr>
+                <w:rFonts w:cs="Times New Roman"/>
+                <w:sz w:val="18"/>
+                <w:szCs w:val="18"/>
+                <w:u w:val="single"/>
               </w:rPr>
               <w:t>0.8882</w:t>
             </w:r>
@@ -11680,13 +11704,15 @@
                 <w:rFonts w:eastAsia="宋体" w:cs="Times New Roman"/>
                 <w:sz w:val="18"/>
                 <w:szCs w:val="18"/>
-              </w:rPr>
-            </w:pPr>
-            <w:r>
-              <w:rPr>
-                <w:rFonts w:cs="Times New Roman"/>
-                <w:sz w:val="18"/>
-                <w:szCs w:val="18"/>
+                <w:u w:val="single"/>
+              </w:rPr>
+            </w:pPr>
+            <w:r>
+              <w:rPr>
+                <w:rFonts w:cs="Times New Roman"/>
+                <w:sz w:val="18"/>
+                <w:szCs w:val="18"/>
+                <w:u w:val="single"/>
               </w:rPr>
               <w:t>0.8934</w:t>
             </w:r>
@@ -11843,6 +11869,7 @@
                 <w:rFonts w:cs="Times New Roman"/>
                 <w:sz w:val="18"/>
                 <w:szCs w:val="18"/>
+                <w:u w:val="single"/>
               </w:rPr>
               <w:t>0.7549</w:t>
             </w:r>
@@ -11876,6 +11903,7 @@
                 <w:rFonts w:cs="Times New Roman"/>
                 <w:sz w:val="18"/>
                 <w:szCs w:val="18"/>
+                <w:u w:val="single"/>
               </w:rPr>
               <w:t>0.9215</w:t>
             </w:r>
@@ -11909,6 +11937,7 @@
                 <w:rFonts w:cs="Times New Roman"/>
                 <w:sz w:val="18"/>
                 <w:szCs w:val="18"/>
+                <w:u w:val="single"/>
               </w:rPr>
               <w:t>0.8706</w:t>
             </w:r>
@@ -11942,6 +11971,7 @@
                 <w:rFonts w:cs="Times New Roman"/>
                 <w:sz w:val="18"/>
                 <w:szCs w:val="18"/>
+                <w:u w:val="single"/>
               </w:rPr>
               <w:t>0.3897</w:t>
             </w:r>
@@ -12594,13 +12624,15 @@
                 <w:rFonts w:eastAsia="宋体" w:cs="Times New Roman"/>
                 <w:sz w:val="18"/>
                 <w:szCs w:val="18"/>
-              </w:rPr>
-            </w:pPr>
-            <w:r>
-              <w:rPr>
-                <w:rFonts w:cs="Times New Roman"/>
-                <w:sz w:val="18"/>
-                <w:szCs w:val="18"/>
+                <w:u w:val="single"/>
+              </w:rPr>
+            </w:pPr>
+            <w:r>
+              <w:rPr>
+                <w:rFonts w:cs="Times New Roman"/>
+                <w:sz w:val="18"/>
+                <w:szCs w:val="18"/>
+                <w:u w:val="single"/>
               </w:rPr>
               <w:t>0.5749</w:t>
             </w:r>
@@ -12625,13 +12657,15 @@
                 <w:rFonts w:eastAsia="宋体" w:cs="Times New Roman"/>
                 <w:sz w:val="18"/>
                 <w:szCs w:val="18"/>
-              </w:rPr>
-            </w:pPr>
-            <w:r>
-              <w:rPr>
-                <w:rFonts w:cs="Times New Roman"/>
-                <w:sz w:val="18"/>
-                <w:szCs w:val="18"/>
+                <w:u w:val="single"/>
+              </w:rPr>
+            </w:pPr>
+            <w:r>
+              <w:rPr>
+                <w:rFonts w:cs="Times New Roman"/>
+                <w:sz w:val="18"/>
+                <w:szCs w:val="18"/>
+                <w:u w:val="single"/>
               </w:rPr>
               <w:t>0.4900</w:t>
             </w:r>
@@ -13758,13 +13792,15 @@
                 <w:rFonts w:cs="Times New Roman"/>
                 <w:sz w:val="18"/>
                 <w:szCs w:val="18"/>
-              </w:rPr>
-            </w:pPr>
-            <w:r>
-              <w:rPr>
-                <w:rFonts w:cs="Times New Roman"/>
-                <w:sz w:val="18"/>
-                <w:szCs w:val="18"/>
+                <w:u w:val="single"/>
+              </w:rPr>
+            </w:pPr>
+            <w:r>
+              <w:rPr>
+                <w:rFonts w:cs="Times New Roman"/>
+                <w:sz w:val="18"/>
+                <w:szCs w:val="18"/>
+                <w:u w:val="single"/>
               </w:rPr>
               <w:t>0.8981</w:t>
             </w:r>
@@ -14014,13 +14050,15 @@
                 <w:rFonts w:eastAsia="宋体" w:cs="Times New Roman"/>
                 <w:sz w:val="18"/>
                 <w:szCs w:val="18"/>
-              </w:rPr>
-            </w:pPr>
-            <w:r>
-              <w:rPr>
-                <w:rFonts w:cs="Times New Roman"/>
-                <w:sz w:val="18"/>
-                <w:szCs w:val="18"/>
+                <w:u w:val="single"/>
+              </w:rPr>
+            </w:pPr>
+            <w:r>
+              <w:rPr>
+                <w:rFonts w:cs="Times New Roman"/>
+                <w:sz w:val="18"/>
+                <w:szCs w:val="18"/>
+                <w:u w:val="single"/>
               </w:rPr>
               <w:t>0.6383</w:t>
             </w:r>
@@ -14045,13 +14083,15 @@
                 <w:rFonts w:cs="Times New Roman"/>
                 <w:sz w:val="18"/>
                 <w:szCs w:val="18"/>
-              </w:rPr>
-            </w:pPr>
-            <w:r>
-              <w:rPr>
-                <w:rFonts w:cs="Times New Roman"/>
-                <w:sz w:val="18"/>
-                <w:szCs w:val="18"/>
+                <w:u w:val="single"/>
+              </w:rPr>
+            </w:pPr>
+            <w:r>
+              <w:rPr>
+                <w:rFonts w:cs="Times New Roman"/>
+                <w:sz w:val="18"/>
+                <w:szCs w:val="18"/>
+                <w:u w:val="single"/>
               </w:rPr>
               <w:t>0.7233</w:t>
             </w:r>
@@ -14171,6 +14211,37 @@
                 <w:rFonts w:cs="Times New Roman"/>
                 <w:sz w:val="18"/>
                 <w:szCs w:val="18"/>
+              </w:rPr>
+            </w:pPr>
+            <w:r>
+              <w:rPr>
+                <w:rFonts w:cs="Times New Roman"/>
+                <w:sz w:val="18"/>
+                <w:szCs w:val="18"/>
+              </w:rPr>
+              <w:t>0.8965</w:t>
+            </w:r>
+          </w:p>
+        </w:tc>
+        <w:tc>
+          <w:tcPr>
+            <w:tcW w:w="621" w:type="dxa"/>
+            <w:tcBorders>
+              <w:top w:val="nil"/>
+              <w:left w:val="nil"/>
+              <w:bottom w:val="nil"/>
+              <w:right w:val="nil"/>
+            </w:tcBorders>
+            <w:shd w:val="clear" w:color="auto" w:fill="auto"/>
+          </w:tcPr>
+          <w:p>
+            <w:pPr>
+              <w:spacing w:line="240" w:lineRule="auto"/>
+              <w:jc w:val="center"/>
+              <w:rPr>
+                <w:rFonts w:eastAsia="宋体" w:cs="Times New Roman"/>
+                <w:sz w:val="18"/>
+                <w:szCs w:val="18"/>
                 <w:u w:val="single"/>
               </w:rPr>
             </w:pPr>
@@ -14179,37 +14250,7 @@
                 <w:rFonts w:cs="Times New Roman"/>
                 <w:sz w:val="18"/>
                 <w:szCs w:val="18"/>
-              </w:rPr>
-              <w:t>0.8965</w:t>
-            </w:r>
-          </w:p>
-        </w:tc>
-        <w:tc>
-          <w:tcPr>
-            <w:tcW w:w="621" w:type="dxa"/>
-            <w:tcBorders>
-              <w:top w:val="nil"/>
-              <w:left w:val="nil"/>
-              <w:bottom w:val="nil"/>
-              <w:right w:val="nil"/>
-            </w:tcBorders>
-            <w:shd w:val="clear" w:color="auto" w:fill="auto"/>
-          </w:tcPr>
-          <w:p>
-            <w:pPr>
-              <w:spacing w:line="240" w:lineRule="auto"/>
-              <w:jc w:val="center"/>
-              <w:rPr>
-                <w:rFonts w:eastAsia="宋体" w:cs="Times New Roman"/>
-                <w:sz w:val="18"/>
-                <w:szCs w:val="18"/>
-              </w:rPr>
-            </w:pPr>
-            <w:r>
-              <w:rPr>
-                <w:rFonts w:cs="Times New Roman"/>
-                <w:sz w:val="18"/>
-                <w:szCs w:val="18"/>
+                <w:u w:val="single"/>
               </w:rPr>
               <w:t>0.9205</w:t>
             </w:r>
@@ -17502,131 +17543,6 @@
               <w:jc w:val="center"/>
               <w:rPr>
                 <w:rFonts w:cs="Times New Roman"/>
-                <w:sz w:val="18"/>
-                <w:szCs w:val="18"/>
-              </w:rPr>
-            </w:pPr>
-            <w:r>
-              <w:rPr>
-                <w:rFonts w:cs="Times New Roman"/>
-                <w:sz w:val="18"/>
-                <w:szCs w:val="18"/>
-              </w:rPr>
-              <w:t>0.9585</w:t>
-            </w:r>
-          </w:p>
-        </w:tc>
-        <w:tc>
-          <w:tcPr>
-            <w:tcW w:w="621" w:type="dxa"/>
-            <w:tcBorders>
-              <w:top w:val="nil"/>
-              <w:left w:val="nil"/>
-              <w:bottom w:val="nil"/>
-              <w:right w:val="nil"/>
-            </w:tcBorders>
-            <w:shd w:val="clear" w:color="auto" w:fill="auto"/>
-          </w:tcPr>
-          <w:p>
-            <w:pPr>
-              <w:spacing w:line="240" w:lineRule="auto"/>
-              <w:jc w:val="center"/>
-              <w:rPr>
-                <w:rFonts w:eastAsia="宋体" w:cs="Times New Roman"/>
-                <w:sz w:val="18"/>
-                <w:szCs w:val="18"/>
-              </w:rPr>
-            </w:pPr>
-            <w:r>
-              <w:rPr>
-                <w:rFonts w:cs="Times New Roman"/>
-                <w:sz w:val="18"/>
-                <w:szCs w:val="18"/>
-              </w:rPr>
-              <w:t>0.9697</w:t>
-            </w:r>
-          </w:p>
-        </w:tc>
-        <w:tc>
-          <w:tcPr>
-            <w:tcW w:w="621" w:type="dxa"/>
-            <w:tcBorders>
-              <w:top w:val="nil"/>
-              <w:left w:val="nil"/>
-              <w:bottom w:val="nil"/>
-              <w:right w:val="nil"/>
-            </w:tcBorders>
-            <w:shd w:val="clear" w:color="auto" w:fill="auto"/>
-          </w:tcPr>
-          <w:p>
-            <w:pPr>
-              <w:spacing w:line="240" w:lineRule="auto"/>
-              <w:jc w:val="center"/>
-              <w:rPr>
-                <w:rFonts w:eastAsia="宋体" w:cs="Times New Roman"/>
-                <w:sz w:val="18"/>
-                <w:szCs w:val="18"/>
-              </w:rPr>
-            </w:pPr>
-            <w:r>
-              <w:rPr>
-                <w:rFonts w:cs="Times New Roman"/>
-                <w:sz w:val="18"/>
-                <w:szCs w:val="18"/>
-              </w:rPr>
-              <w:t>0.6677</w:t>
-            </w:r>
-          </w:p>
-        </w:tc>
-        <w:tc>
-          <w:tcPr>
-            <w:tcW w:w="621" w:type="dxa"/>
-            <w:tcBorders>
-              <w:top w:val="nil"/>
-              <w:left w:val="nil"/>
-              <w:bottom w:val="nil"/>
-              <w:right w:val="nil"/>
-            </w:tcBorders>
-            <w:shd w:val="clear" w:color="auto" w:fill="auto"/>
-          </w:tcPr>
-          <w:p>
-            <w:pPr>
-              <w:spacing w:line="240" w:lineRule="auto"/>
-              <w:jc w:val="center"/>
-              <w:rPr>
-                <w:rFonts w:eastAsia="宋体" w:cs="Times New Roman"/>
-                <w:sz w:val="18"/>
-                <w:szCs w:val="18"/>
-              </w:rPr>
-            </w:pPr>
-            <w:r>
-              <w:rPr>
-                <w:rFonts w:cs="Times New Roman"/>
-                <w:sz w:val="18"/>
-                <w:szCs w:val="18"/>
-              </w:rPr>
-              <w:t>0.5946</w:t>
-            </w:r>
-          </w:p>
-        </w:tc>
-        <w:tc>
-          <w:tcPr>
-            <w:tcW w:w="621" w:type="dxa"/>
-            <w:tcBorders>
-              <w:top w:val="nil"/>
-              <w:left w:val="nil"/>
-              <w:bottom w:val="nil"/>
-              <w:right w:val="nil"/>
-            </w:tcBorders>
-            <w:shd w:val="clear" w:color="auto" w:fill="auto"/>
-            <w:vAlign w:val="center"/>
-          </w:tcPr>
-          <w:p>
-            <w:pPr>
-              <w:spacing w:line="240" w:lineRule="auto"/>
-              <w:jc w:val="center"/>
-              <w:rPr>
-                <w:rFonts w:cs="Times New Roman"/>
                 <w:b/>
                 <w:bCs/>
                 <w:sz w:val="18"/>
@@ -17636,44 +17552,12 @@
             <w:r>
               <w:rPr>
                 <w:rFonts w:cs="Times New Roman"/>
-                <w:sz w:val="18"/>
-                <w:szCs w:val="18"/>
-              </w:rPr>
-              <w:t>0.8057</w:t>
-            </w:r>
-          </w:p>
-        </w:tc>
-        <w:tc>
-          <w:tcPr>
-            <w:tcW w:w="621" w:type="dxa"/>
-            <w:tcBorders>
-              <w:top w:val="nil"/>
-              <w:left w:val="nil"/>
-              <w:bottom w:val="nil"/>
-              <w:right w:val="nil"/>
-            </w:tcBorders>
-            <w:shd w:val="clear" w:color="auto" w:fill="auto"/>
-            <w:vAlign w:val="center"/>
-          </w:tcPr>
-          <w:p>
-            <w:pPr>
-              <w:spacing w:line="240" w:lineRule="auto"/>
-              <w:jc w:val="center"/>
-              <w:rPr>
-                <w:rFonts w:cs="Times New Roman"/>
                 <w:b/>
                 <w:bCs/>
                 <w:sz w:val="18"/>
                 <w:szCs w:val="18"/>
               </w:rPr>
-            </w:pPr>
-            <w:r>
-              <w:rPr>
-                <w:rFonts w:cs="Times New Roman"/>
-                <w:sz w:val="18"/>
-                <w:szCs w:val="18"/>
-              </w:rPr>
-              <w:t>0.9396</w:t>
+              <w:t>0.9585</w:t>
             </w:r>
           </w:p>
         </w:tc>
@@ -17687,7 +17571,6 @@
               <w:right w:val="nil"/>
             </w:tcBorders>
             <w:shd w:val="clear" w:color="auto" w:fill="auto"/>
-            <w:vAlign w:val="center"/>
           </w:tcPr>
           <w:p>
             <w:pPr>
@@ -17704,10 +17587,142 @@
             <w:r>
               <w:rPr>
                 <w:rFonts w:cs="Times New Roman"/>
-                <w:sz w:val="18"/>
-                <w:szCs w:val="18"/>
-              </w:rPr>
-              <w:t>0.9369</w:t>
+                <w:b/>
+                <w:bCs/>
+                <w:sz w:val="18"/>
+                <w:szCs w:val="18"/>
+              </w:rPr>
+              <w:t>0.9697</w:t>
+            </w:r>
+          </w:p>
+        </w:tc>
+        <w:tc>
+          <w:tcPr>
+            <w:tcW w:w="621" w:type="dxa"/>
+            <w:tcBorders>
+              <w:top w:val="nil"/>
+              <w:left w:val="nil"/>
+              <w:bottom w:val="nil"/>
+              <w:right w:val="nil"/>
+            </w:tcBorders>
+            <w:shd w:val="clear" w:color="auto" w:fill="auto"/>
+          </w:tcPr>
+          <w:p>
+            <w:pPr>
+              <w:spacing w:line="240" w:lineRule="auto"/>
+              <w:jc w:val="center"/>
+              <w:rPr>
+                <w:rFonts w:eastAsia="宋体" w:cs="Times New Roman"/>
+                <w:sz w:val="18"/>
+                <w:szCs w:val="18"/>
+              </w:rPr>
+            </w:pPr>
+            <w:r>
+              <w:rPr>
+                <w:rFonts w:cs="Times New Roman"/>
+                <w:sz w:val="18"/>
+                <w:szCs w:val="18"/>
+              </w:rPr>
+              <w:t>0.6677</w:t>
+            </w:r>
+          </w:p>
+        </w:tc>
+        <w:tc>
+          <w:tcPr>
+            <w:tcW w:w="621" w:type="dxa"/>
+            <w:tcBorders>
+              <w:top w:val="nil"/>
+              <w:left w:val="nil"/>
+              <w:bottom w:val="nil"/>
+              <w:right w:val="nil"/>
+            </w:tcBorders>
+            <w:shd w:val="clear" w:color="auto" w:fill="auto"/>
+          </w:tcPr>
+          <w:p>
+            <w:pPr>
+              <w:spacing w:line="240" w:lineRule="auto"/>
+              <w:jc w:val="center"/>
+              <w:rPr>
+                <w:rFonts w:eastAsia="宋体" w:cs="Times New Roman"/>
+                <w:sz w:val="18"/>
+                <w:szCs w:val="18"/>
+              </w:rPr>
+            </w:pPr>
+            <w:r>
+              <w:rPr>
+                <w:rFonts w:cs="Times New Roman"/>
+                <w:sz w:val="18"/>
+                <w:szCs w:val="18"/>
+              </w:rPr>
+              <w:t>0.5946</w:t>
+            </w:r>
+          </w:p>
+        </w:tc>
+        <w:tc>
+          <w:tcPr>
+            <w:tcW w:w="621" w:type="dxa"/>
+            <w:tcBorders>
+              <w:top w:val="nil"/>
+              <w:left w:val="nil"/>
+              <w:bottom w:val="nil"/>
+              <w:right w:val="nil"/>
+            </w:tcBorders>
+            <w:shd w:val="clear" w:color="auto" w:fill="auto"/>
+            <w:vAlign w:val="center"/>
+          </w:tcPr>
+          <w:p>
+            <w:pPr>
+              <w:spacing w:line="240" w:lineRule="auto"/>
+              <w:jc w:val="center"/>
+              <w:rPr>
+                <w:rFonts w:cs="Times New Roman"/>
+                <w:b/>
+                <w:bCs/>
+                <w:sz w:val="18"/>
+                <w:szCs w:val="18"/>
+              </w:rPr>
+            </w:pPr>
+            <w:r>
+              <w:rPr>
+                <w:rFonts w:cs="Times New Roman"/>
+                <w:sz w:val="18"/>
+                <w:szCs w:val="18"/>
+              </w:rPr>
+              <w:t>0.8057</w:t>
+            </w:r>
+          </w:p>
+        </w:tc>
+        <w:tc>
+          <w:tcPr>
+            <w:tcW w:w="621" w:type="dxa"/>
+            <w:tcBorders>
+              <w:top w:val="nil"/>
+              <w:left w:val="nil"/>
+              <w:bottom w:val="nil"/>
+              <w:right w:val="nil"/>
+            </w:tcBorders>
+            <w:shd w:val="clear" w:color="auto" w:fill="auto"/>
+            <w:vAlign w:val="center"/>
+          </w:tcPr>
+          <w:p>
+            <w:pPr>
+              <w:spacing w:line="240" w:lineRule="auto"/>
+              <w:jc w:val="center"/>
+              <w:rPr>
+                <w:rFonts w:cs="Times New Roman"/>
+                <w:b/>
+                <w:bCs/>
+                <w:sz w:val="18"/>
+                <w:szCs w:val="18"/>
+              </w:rPr>
+            </w:pPr>
+            <w:r>
+              <w:rPr>
+                <w:rFonts w:cs="Times New Roman"/>
+                <w:sz w:val="18"/>
+                <w:szCs w:val="18"/>
+              </w:rPr>
+              <w:t>0.9396</w:t>
             </w:r>
           </w:p>
         </w:tc>
@@ -17741,6 +17756,40 @@
                 <w:sz w:val="18"/>
                 <w:szCs w:val="18"/>
               </w:rPr>
+              <w:t>0.9369</w:t>
+            </w:r>
+          </w:p>
+        </w:tc>
+        <w:tc>
+          <w:tcPr>
+            <w:tcW w:w="621" w:type="dxa"/>
+            <w:tcBorders>
+              <w:top w:val="nil"/>
+              <w:left w:val="nil"/>
+              <w:bottom w:val="nil"/>
+              <w:right w:val="nil"/>
+            </w:tcBorders>
+            <w:shd w:val="clear" w:color="auto" w:fill="auto"/>
+            <w:vAlign w:val="center"/>
+          </w:tcPr>
+          <w:p>
+            <w:pPr>
+              <w:spacing w:line="240" w:lineRule="auto"/>
+              <w:jc w:val="center"/>
+              <w:rPr>
+                <w:rFonts w:eastAsia="宋体" w:cs="Times New Roman"/>
+                <w:b/>
+                <w:bCs/>
+                <w:sz w:val="18"/>
+                <w:szCs w:val="18"/>
+              </w:rPr>
+            </w:pPr>
+            <w:r>
+              <w:rPr>
+                <w:rFonts w:cs="Times New Roman"/>
+                <w:sz w:val="18"/>
+                <w:szCs w:val="18"/>
+              </w:rPr>
               <w:t>0.6783</w:t>
             </w:r>
           </w:p>
@@ -17763,13 +17812,17 @@
               <w:jc w:val="center"/>
               <w:rPr>
                 <w:rFonts w:eastAsia="宋体" w:cs="Times New Roman"/>
-                <w:sz w:val="18"/>
-                <w:szCs w:val="18"/>
-              </w:rPr>
-            </w:pPr>
-            <w:r>
-              <w:rPr>
-                <w:rFonts w:cs="Times New Roman"/>
+                <w:b/>
+                <w:bCs/>
+                <w:sz w:val="18"/>
+                <w:szCs w:val="18"/>
+              </w:rPr>
+            </w:pPr>
+            <w:r>
+              <w:rPr>
+                <w:rFonts w:cs="Times New Roman"/>
+                <w:b/>
+                <w:bCs/>
                 <w:sz w:val="18"/>
                 <w:szCs w:val="18"/>
               </w:rPr>
@@ -17794,13 +17847,17 @@
               <w:jc w:val="center"/>
               <w:rPr>
                 <w:rFonts w:cs="Times New Roman"/>
-                <w:sz w:val="18"/>
-                <w:szCs w:val="18"/>
-              </w:rPr>
-            </w:pPr>
-            <w:r>
-              <w:rPr>
-                <w:rFonts w:cs="Times New Roman"/>
+                <w:b/>
+                <w:bCs/>
+                <w:sz w:val="18"/>
+                <w:szCs w:val="18"/>
+              </w:rPr>
+            </w:pPr>
+            <w:r>
+              <w:rPr>
+                <w:rFonts w:cs="Times New Roman"/>
+                <w:b/>
+                <w:bCs/>
                 <w:sz w:val="18"/>
                 <w:szCs w:val="18"/>
               </w:rPr>
@@ -18247,7 +18304,7 @@
             <w:tcW w:w="0" w:type="auto"/>
             <w:tcBorders>
               <w:top w:val="nil"/>
-              <w:bottom w:val="double" w:sz="4" w:space="0" w:color="auto"/>
+              <w:bottom w:val="single" w:sz="4" w:space="0" w:color="auto"/>
             </w:tcBorders>
             <w:shd w:val="clear" w:color="auto" w:fill="auto"/>
           </w:tcPr>
@@ -18276,101 +18333,7 @@
             <w:tcBorders>
               <w:top w:val="nil"/>
               <w:left w:val="nil"/>
-              <w:bottom w:val="double" w:sz="4" w:space="0" w:color="auto"/>
-              <w:right w:val="nil"/>
-            </w:tcBorders>
-            <w:shd w:val="clear" w:color="auto" w:fill="auto"/>
-          </w:tcPr>
-          <w:p>
-            <w:pPr>
-              <w:spacing w:line="240" w:lineRule="auto"/>
-              <w:jc w:val="center"/>
-              <w:rPr>
-                <w:rFonts w:eastAsia="宋体" w:cs="Times New Roman"/>
-                <w:sz w:val="18"/>
-                <w:szCs w:val="18"/>
-              </w:rPr>
-            </w:pPr>
-            <w:r>
-              <w:rPr>
-                <w:rFonts w:cs="Times New Roman"/>
-                <w:sz w:val="18"/>
-                <w:szCs w:val="18"/>
-              </w:rPr>
-              <w:t>0.9508</w:t>
-            </w:r>
-          </w:p>
-        </w:tc>
-        <w:tc>
-          <w:tcPr>
-            <w:tcW w:w="621" w:type="dxa"/>
-            <w:tcBorders>
-              <w:top w:val="nil"/>
-              <w:left w:val="nil"/>
-              <w:bottom w:val="double" w:sz="4" w:space="0" w:color="auto"/>
-              <w:right w:val="nil"/>
-            </w:tcBorders>
-            <w:shd w:val="clear" w:color="auto" w:fill="auto"/>
-          </w:tcPr>
-          <w:p>
-            <w:pPr>
-              <w:spacing w:line="240" w:lineRule="auto"/>
-              <w:jc w:val="center"/>
-              <w:rPr>
-                <w:rFonts w:eastAsia="宋体" w:cs="Times New Roman"/>
-                <w:sz w:val="18"/>
-                <w:szCs w:val="18"/>
-              </w:rPr>
-            </w:pPr>
-            <w:r>
-              <w:rPr>
-                <w:rFonts w:cs="Times New Roman"/>
-                <w:sz w:val="18"/>
-                <w:szCs w:val="18"/>
-              </w:rPr>
-              <w:t>0.9532</w:t>
-            </w:r>
-          </w:p>
-        </w:tc>
-        <w:tc>
-          <w:tcPr>
-            <w:tcW w:w="621" w:type="dxa"/>
-            <w:tcBorders>
-              <w:top w:val="nil"/>
-              <w:left w:val="nil"/>
-              <w:bottom w:val="double" w:sz="4" w:space="0" w:color="auto"/>
-              <w:right w:val="nil"/>
-            </w:tcBorders>
-          </w:tcPr>
-          <w:p>
-            <w:pPr>
-              <w:spacing w:line="240" w:lineRule="auto"/>
-              <w:jc w:val="center"/>
-              <w:rPr>
-                <w:rFonts w:cs="Times New Roman"/>
-                <w:b/>
-                <w:bCs/>
-                <w:sz w:val="18"/>
-                <w:szCs w:val="18"/>
-              </w:rPr>
-            </w:pPr>
-            <w:r>
-              <w:rPr>
-                <w:rFonts w:cs="Times New Roman"/>
-                <w:sz w:val="18"/>
-                <w:szCs w:val="18"/>
-              </w:rPr>
-              <w:t>0.9549</w:t>
-            </w:r>
-          </w:p>
-        </w:tc>
-        <w:tc>
-          <w:tcPr>
-            <w:tcW w:w="621" w:type="dxa"/>
-            <w:tcBorders>
-              <w:top w:val="nil"/>
-              <w:left w:val="nil"/>
-              <w:bottom w:val="double" w:sz="4" w:space="0" w:color="auto"/>
+              <w:bottom w:val="single" w:sz="4" w:space="0" w:color="auto"/>
               <w:right w:val="nil"/>
             </w:tcBorders>
             <w:shd w:val="clear" w:color="auto" w:fill="auto"/>
@@ -18390,10 +18353,12 @@
             <w:r>
               <w:rPr>
                 <w:rFonts w:cs="Times New Roman"/>
-                <w:sz w:val="18"/>
-                <w:szCs w:val="18"/>
-              </w:rPr>
-              <w:t>0.9656</w:t>
+                <w:b/>
+                <w:bCs/>
+                <w:sz w:val="18"/>
+                <w:szCs w:val="18"/>
+              </w:rPr>
+              <w:t>0.9508</w:t>
             </w:r>
           </w:p>
         </w:tc>
@@ -18403,201 +18368,10 @@
             <w:tcBorders>
               <w:top w:val="nil"/>
               <w:left w:val="nil"/>
-              <w:bottom w:val="double" w:sz="4" w:space="0" w:color="auto"/>
+              <w:bottom w:val="single" w:sz="4" w:space="0" w:color="auto"/>
               <w:right w:val="nil"/>
             </w:tcBorders>
             <w:shd w:val="clear" w:color="auto" w:fill="auto"/>
-          </w:tcPr>
-          <w:p>
-            <w:pPr>
-              <w:spacing w:line="240" w:lineRule="auto"/>
-              <w:jc w:val="center"/>
-              <w:rPr>
-                <w:rFonts w:eastAsia="宋体" w:cs="Times New Roman"/>
-                <w:sz w:val="18"/>
-                <w:szCs w:val="18"/>
-              </w:rPr>
-            </w:pPr>
-            <w:r>
-              <w:rPr>
-                <w:rFonts w:cs="Times New Roman"/>
-                <w:sz w:val="18"/>
-                <w:szCs w:val="18"/>
-              </w:rPr>
-              <w:t>0.7034</w:t>
-            </w:r>
-          </w:p>
-        </w:tc>
-        <w:tc>
-          <w:tcPr>
-            <w:tcW w:w="621" w:type="dxa"/>
-            <w:tcBorders>
-              <w:top w:val="nil"/>
-              <w:left w:val="nil"/>
-              <w:bottom w:val="double" w:sz="4" w:space="0" w:color="auto"/>
-              <w:right w:val="nil"/>
-            </w:tcBorders>
-            <w:shd w:val="clear" w:color="auto" w:fill="auto"/>
-          </w:tcPr>
-          <w:p>
-            <w:pPr>
-              <w:spacing w:line="240" w:lineRule="auto"/>
-              <w:jc w:val="center"/>
-              <w:rPr>
-                <w:rFonts w:eastAsia="宋体" w:cs="Times New Roman"/>
-                <w:sz w:val="18"/>
-                <w:szCs w:val="18"/>
-              </w:rPr>
-            </w:pPr>
-            <w:r>
-              <w:rPr>
-                <w:rFonts w:cs="Times New Roman"/>
-                <w:sz w:val="18"/>
-                <w:szCs w:val="18"/>
-              </w:rPr>
-              <w:t>0.6393</w:t>
-            </w:r>
-          </w:p>
-        </w:tc>
-        <w:tc>
-          <w:tcPr>
-            <w:tcW w:w="621" w:type="dxa"/>
-            <w:tcBorders>
-              <w:top w:val="nil"/>
-              <w:left w:val="nil"/>
-              <w:bottom w:val="double" w:sz="4" w:space="0" w:color="auto"/>
-              <w:right w:val="nil"/>
-            </w:tcBorders>
-            <w:shd w:val="clear" w:color="auto" w:fill="auto"/>
-            <w:vAlign w:val="center"/>
-          </w:tcPr>
-          <w:p>
-            <w:pPr>
-              <w:spacing w:line="240" w:lineRule="auto"/>
-              <w:jc w:val="center"/>
-              <w:rPr>
-                <w:rFonts w:eastAsia="宋体" w:cs="Times New Roman"/>
-                <w:sz w:val="18"/>
-                <w:szCs w:val="18"/>
-              </w:rPr>
-            </w:pPr>
-            <w:r>
-              <w:rPr>
-                <w:rFonts w:cs="Times New Roman"/>
-                <w:sz w:val="18"/>
-                <w:szCs w:val="18"/>
-              </w:rPr>
-              <w:t>0.8064</w:t>
-            </w:r>
-          </w:p>
-        </w:tc>
-        <w:tc>
-          <w:tcPr>
-            <w:tcW w:w="621" w:type="dxa"/>
-            <w:tcBorders>
-              <w:top w:val="nil"/>
-              <w:left w:val="nil"/>
-              <w:bottom w:val="double" w:sz="4" w:space="0" w:color="auto"/>
-              <w:right w:val="nil"/>
-            </w:tcBorders>
-            <w:shd w:val="clear" w:color="auto" w:fill="auto"/>
-            <w:vAlign w:val="center"/>
-          </w:tcPr>
-          <w:p>
-            <w:pPr>
-              <w:spacing w:line="240" w:lineRule="auto"/>
-              <w:jc w:val="center"/>
-              <w:rPr>
-                <w:rFonts w:eastAsia="宋体" w:cs="Times New Roman"/>
-                <w:sz w:val="18"/>
-                <w:szCs w:val="18"/>
-              </w:rPr>
-            </w:pPr>
-            <w:r>
-              <w:rPr>
-                <w:rFonts w:cs="Times New Roman"/>
-                <w:sz w:val="18"/>
-                <w:szCs w:val="18"/>
-              </w:rPr>
-              <w:t>0.9397</w:t>
-            </w:r>
-          </w:p>
-        </w:tc>
-        <w:tc>
-          <w:tcPr>
-            <w:tcW w:w="621" w:type="dxa"/>
-            <w:tcBorders>
-              <w:top w:val="nil"/>
-              <w:left w:val="nil"/>
-              <w:bottom w:val="double" w:sz="4" w:space="0" w:color="auto"/>
-              <w:right w:val="nil"/>
-            </w:tcBorders>
-            <w:shd w:val="clear" w:color="auto" w:fill="auto"/>
-            <w:vAlign w:val="center"/>
-          </w:tcPr>
-          <w:p>
-            <w:pPr>
-              <w:spacing w:line="240" w:lineRule="auto"/>
-              <w:jc w:val="center"/>
-              <w:rPr>
-                <w:rFonts w:eastAsia="宋体" w:cs="Times New Roman"/>
-                <w:sz w:val="18"/>
-                <w:szCs w:val="18"/>
-              </w:rPr>
-            </w:pPr>
-            <w:r>
-              <w:rPr>
-                <w:rFonts w:cs="Times New Roman"/>
-                <w:sz w:val="18"/>
-                <w:szCs w:val="18"/>
-              </w:rPr>
-              <w:t>0.9470</w:t>
-            </w:r>
-          </w:p>
-        </w:tc>
-        <w:tc>
-          <w:tcPr>
-            <w:tcW w:w="621" w:type="dxa"/>
-            <w:tcBorders>
-              <w:top w:val="nil"/>
-              <w:left w:val="nil"/>
-              <w:bottom w:val="double" w:sz="4" w:space="0" w:color="auto"/>
-              <w:right w:val="nil"/>
-            </w:tcBorders>
-            <w:shd w:val="clear" w:color="auto" w:fill="auto"/>
-            <w:vAlign w:val="center"/>
-          </w:tcPr>
-          <w:p>
-            <w:pPr>
-              <w:spacing w:line="240" w:lineRule="auto"/>
-              <w:jc w:val="center"/>
-              <w:rPr>
-                <w:rFonts w:eastAsia="宋体" w:cs="Times New Roman"/>
-                <w:sz w:val="18"/>
-                <w:szCs w:val="18"/>
-              </w:rPr>
-            </w:pPr>
-            <w:r>
-              <w:rPr>
-                <w:rFonts w:cs="Times New Roman"/>
-                <w:sz w:val="18"/>
-                <w:szCs w:val="18"/>
-              </w:rPr>
-              <w:t>0.7023</w:t>
-            </w:r>
-          </w:p>
-        </w:tc>
-        <w:tc>
-          <w:tcPr>
-            <w:tcW w:w="621" w:type="dxa"/>
-            <w:tcBorders>
-              <w:top w:val="nil"/>
-              <w:left w:val="nil"/>
-              <w:bottom w:val="double" w:sz="4" w:space="0" w:color="auto"/>
-              <w:right w:val="nil"/>
-            </w:tcBorders>
-            <w:shd w:val="clear" w:color="auto" w:fill="auto"/>
-            <w:vAlign w:val="center"/>
           </w:tcPr>
           <w:p>
             <w:pPr>
@@ -18614,6 +18388,321 @@
             <w:r>
               <w:rPr>
                 <w:rFonts w:cs="Times New Roman"/>
+                <w:b/>
+                <w:bCs/>
+                <w:sz w:val="18"/>
+                <w:szCs w:val="18"/>
+              </w:rPr>
+              <w:t>0.9532</w:t>
+            </w:r>
+          </w:p>
+        </w:tc>
+        <w:tc>
+          <w:tcPr>
+            <w:tcW w:w="621" w:type="dxa"/>
+            <w:tcBorders>
+              <w:top w:val="nil"/>
+              <w:left w:val="nil"/>
+              <w:bottom w:val="single" w:sz="4" w:space="0" w:color="auto"/>
+              <w:right w:val="nil"/>
+            </w:tcBorders>
+          </w:tcPr>
+          <w:p>
+            <w:pPr>
+              <w:spacing w:line="240" w:lineRule="auto"/>
+              <w:jc w:val="center"/>
+              <w:rPr>
+                <w:rFonts w:cs="Times New Roman"/>
+                <w:b/>
+                <w:bCs/>
+                <w:sz w:val="18"/>
+                <w:szCs w:val="18"/>
+              </w:rPr>
+            </w:pPr>
+            <w:r>
+              <w:rPr>
+                <w:rFonts w:cs="Times New Roman"/>
+                <w:sz w:val="18"/>
+                <w:szCs w:val="18"/>
+              </w:rPr>
+              <w:t>0.9549</w:t>
+            </w:r>
+          </w:p>
+        </w:tc>
+        <w:tc>
+          <w:tcPr>
+            <w:tcW w:w="621" w:type="dxa"/>
+            <w:tcBorders>
+              <w:top w:val="nil"/>
+              <w:left w:val="nil"/>
+              <w:bottom w:val="single" w:sz="4" w:space="0" w:color="auto"/>
+              <w:right w:val="nil"/>
+            </w:tcBorders>
+            <w:shd w:val="clear" w:color="auto" w:fill="auto"/>
+          </w:tcPr>
+          <w:p>
+            <w:pPr>
+              <w:spacing w:line="240" w:lineRule="auto"/>
+              <w:jc w:val="center"/>
+              <w:rPr>
+                <w:rFonts w:eastAsia="宋体" w:cs="Times New Roman"/>
+                <w:b/>
+                <w:bCs/>
+                <w:sz w:val="18"/>
+                <w:szCs w:val="18"/>
+              </w:rPr>
+            </w:pPr>
+            <w:r>
+              <w:rPr>
+                <w:rFonts w:cs="Times New Roman"/>
+                <w:sz w:val="18"/>
+                <w:szCs w:val="18"/>
+              </w:rPr>
+              <w:t>0.9656</w:t>
+            </w:r>
+          </w:p>
+        </w:tc>
+        <w:tc>
+          <w:tcPr>
+            <w:tcW w:w="621" w:type="dxa"/>
+            <w:tcBorders>
+              <w:top w:val="nil"/>
+              <w:left w:val="nil"/>
+              <w:bottom w:val="single" w:sz="4" w:space="0" w:color="auto"/>
+              <w:right w:val="nil"/>
+            </w:tcBorders>
+            <w:shd w:val="clear" w:color="auto" w:fill="auto"/>
+          </w:tcPr>
+          <w:p>
+            <w:pPr>
+              <w:spacing w:line="240" w:lineRule="auto"/>
+              <w:jc w:val="center"/>
+              <w:rPr>
+                <w:rFonts w:eastAsia="宋体" w:cs="Times New Roman"/>
+                <w:b/>
+                <w:bCs/>
+                <w:sz w:val="18"/>
+                <w:szCs w:val="18"/>
+              </w:rPr>
+            </w:pPr>
+            <w:r>
+              <w:rPr>
+                <w:rFonts w:cs="Times New Roman"/>
+                <w:b/>
+                <w:bCs/>
+                <w:sz w:val="18"/>
+                <w:szCs w:val="18"/>
+              </w:rPr>
+              <w:t>0.7034</w:t>
+            </w:r>
+          </w:p>
+        </w:tc>
+        <w:tc>
+          <w:tcPr>
+            <w:tcW w:w="621" w:type="dxa"/>
+            <w:tcBorders>
+              <w:top w:val="nil"/>
+              <w:left w:val="nil"/>
+              <w:bottom w:val="single" w:sz="4" w:space="0" w:color="auto"/>
+              <w:right w:val="nil"/>
+            </w:tcBorders>
+            <w:shd w:val="clear" w:color="auto" w:fill="auto"/>
+          </w:tcPr>
+          <w:p>
+            <w:pPr>
+              <w:spacing w:line="240" w:lineRule="auto"/>
+              <w:jc w:val="center"/>
+              <w:rPr>
+                <w:rFonts w:eastAsia="宋体" w:cs="Times New Roman"/>
+                <w:b/>
+                <w:bCs/>
+                <w:sz w:val="18"/>
+                <w:szCs w:val="18"/>
+              </w:rPr>
+            </w:pPr>
+            <w:r>
+              <w:rPr>
+                <w:rFonts w:cs="Times New Roman"/>
+                <w:b/>
+                <w:bCs/>
+                <w:sz w:val="18"/>
+                <w:szCs w:val="18"/>
+              </w:rPr>
+              <w:t>0.6393</w:t>
+            </w:r>
+          </w:p>
+        </w:tc>
+        <w:tc>
+          <w:tcPr>
+            <w:tcW w:w="621" w:type="dxa"/>
+            <w:tcBorders>
+              <w:top w:val="nil"/>
+              <w:left w:val="nil"/>
+              <w:bottom w:val="single" w:sz="4" w:space="0" w:color="auto"/>
+              <w:right w:val="nil"/>
+            </w:tcBorders>
+            <w:shd w:val="clear" w:color="auto" w:fill="auto"/>
+            <w:vAlign w:val="center"/>
+          </w:tcPr>
+          <w:p>
+            <w:pPr>
+              <w:spacing w:line="240" w:lineRule="auto"/>
+              <w:jc w:val="center"/>
+              <w:rPr>
+                <w:rFonts w:eastAsia="宋体" w:cs="Times New Roman"/>
+                <w:b/>
+                <w:bCs/>
+                <w:sz w:val="18"/>
+                <w:szCs w:val="18"/>
+              </w:rPr>
+            </w:pPr>
+            <w:r>
+              <w:rPr>
+                <w:rFonts w:cs="Times New Roman"/>
+                <w:b/>
+                <w:bCs/>
+                <w:sz w:val="18"/>
+                <w:szCs w:val="18"/>
+              </w:rPr>
+              <w:t>0.8064</w:t>
+            </w:r>
+          </w:p>
+        </w:tc>
+        <w:tc>
+          <w:tcPr>
+            <w:tcW w:w="621" w:type="dxa"/>
+            <w:tcBorders>
+              <w:top w:val="nil"/>
+              <w:left w:val="nil"/>
+              <w:bottom w:val="single" w:sz="4" w:space="0" w:color="auto"/>
+              <w:right w:val="nil"/>
+            </w:tcBorders>
+            <w:shd w:val="clear" w:color="auto" w:fill="auto"/>
+            <w:vAlign w:val="center"/>
+          </w:tcPr>
+          <w:p>
+            <w:pPr>
+              <w:spacing w:line="240" w:lineRule="auto"/>
+              <w:jc w:val="center"/>
+              <w:rPr>
+                <w:rFonts w:eastAsia="宋体" w:cs="Times New Roman"/>
+                <w:b/>
+                <w:bCs/>
+                <w:sz w:val="18"/>
+                <w:szCs w:val="18"/>
+              </w:rPr>
+            </w:pPr>
+            <w:r>
+              <w:rPr>
+                <w:rFonts w:cs="Times New Roman"/>
+                <w:b/>
+                <w:bCs/>
+                <w:sz w:val="18"/>
+                <w:szCs w:val="18"/>
+              </w:rPr>
+              <w:t>0.9397</w:t>
+            </w:r>
+          </w:p>
+        </w:tc>
+        <w:tc>
+          <w:tcPr>
+            <w:tcW w:w="621" w:type="dxa"/>
+            <w:tcBorders>
+              <w:top w:val="nil"/>
+              <w:left w:val="nil"/>
+              <w:bottom w:val="single" w:sz="4" w:space="0" w:color="auto"/>
+              <w:right w:val="nil"/>
+            </w:tcBorders>
+            <w:shd w:val="clear" w:color="auto" w:fill="auto"/>
+            <w:vAlign w:val="center"/>
+          </w:tcPr>
+          <w:p>
+            <w:pPr>
+              <w:spacing w:line="240" w:lineRule="auto"/>
+              <w:jc w:val="center"/>
+              <w:rPr>
+                <w:rFonts w:eastAsia="宋体" w:cs="Times New Roman"/>
+                <w:b/>
+                <w:bCs/>
+                <w:sz w:val="18"/>
+                <w:szCs w:val="18"/>
+              </w:rPr>
+            </w:pPr>
+            <w:r>
+              <w:rPr>
+                <w:rFonts w:cs="Times New Roman"/>
+                <w:b/>
+                <w:bCs/>
+                <w:sz w:val="18"/>
+                <w:szCs w:val="18"/>
+              </w:rPr>
+              <w:t>0.9470</w:t>
+            </w:r>
+          </w:p>
+        </w:tc>
+        <w:tc>
+          <w:tcPr>
+            <w:tcW w:w="621" w:type="dxa"/>
+            <w:tcBorders>
+              <w:top w:val="nil"/>
+              <w:left w:val="nil"/>
+              <w:bottom w:val="single" w:sz="4" w:space="0" w:color="auto"/>
+              <w:right w:val="nil"/>
+            </w:tcBorders>
+            <w:shd w:val="clear" w:color="auto" w:fill="auto"/>
+            <w:vAlign w:val="center"/>
+          </w:tcPr>
+          <w:p>
+            <w:pPr>
+              <w:spacing w:line="240" w:lineRule="auto"/>
+              <w:jc w:val="center"/>
+              <w:rPr>
+                <w:rFonts w:eastAsia="宋体" w:cs="Times New Roman"/>
+                <w:b/>
+                <w:bCs/>
+                <w:sz w:val="18"/>
+                <w:szCs w:val="18"/>
+              </w:rPr>
+            </w:pPr>
+            <w:r>
+              <w:rPr>
+                <w:rFonts w:cs="Times New Roman"/>
+                <w:b/>
+                <w:bCs/>
+                <w:sz w:val="18"/>
+                <w:szCs w:val="18"/>
+              </w:rPr>
+              <w:t>0.7023</w:t>
+            </w:r>
+          </w:p>
+        </w:tc>
+        <w:tc>
+          <w:tcPr>
+            <w:tcW w:w="621" w:type="dxa"/>
+            <w:tcBorders>
+              <w:top w:val="nil"/>
+              <w:left w:val="nil"/>
+              <w:bottom w:val="single" w:sz="4" w:space="0" w:color="auto"/>
+              <w:right w:val="nil"/>
+            </w:tcBorders>
+            <w:shd w:val="clear" w:color="auto" w:fill="auto"/>
+            <w:vAlign w:val="center"/>
+          </w:tcPr>
+          <w:p>
+            <w:pPr>
+              <w:spacing w:line="240" w:lineRule="auto"/>
+              <w:jc w:val="center"/>
+              <w:rPr>
+                <w:rFonts w:eastAsia="宋体" w:cs="Times New Roman"/>
+                <w:b/>
+                <w:bCs/>
+                <w:sz w:val="18"/>
+                <w:szCs w:val="18"/>
+              </w:rPr>
+            </w:pPr>
+            <w:r>
+              <w:rPr>
+                <w:rFonts w:cs="Times New Roman"/>
                 <w:sz w:val="18"/>
                 <w:szCs w:val="18"/>
               </w:rPr>
@@ -18627,7 +18716,7 @@
             <w:tcBorders>
               <w:top w:val="nil"/>
               <w:left w:val="nil"/>
-              <w:bottom w:val="double" w:sz="4" w:space="0" w:color="auto"/>
+              <w:bottom w:val="single" w:sz="4" w:space="0" w:color="auto"/>
               <w:right w:val="nil"/>
             </w:tcBorders>
             <w:vAlign w:val="center"/>
@@ -18739,7 +18828,7 @@
             <w:tcW w:w="4664" w:type="dxa"/>
             <w:gridSpan w:val="3"/>
             <w:tcBorders>
-              <w:top w:val="double" w:sz="4" w:space="0" w:color="000000"/>
+              <w:top w:val="single" w:sz="4" w:space="0" w:color="auto"/>
               <w:left w:val="nil"/>
               <w:bottom w:val="single" w:sz="4" w:space="0" w:color="000000"/>
               <w:right w:val="nil"/>
@@ -18769,7 +18858,7 @@
             <w:tcW w:w="4663" w:type="dxa"/>
             <w:gridSpan w:val="3"/>
             <w:tcBorders>
-              <w:top w:val="double" w:sz="4" w:space="0" w:color="000000"/>
+              <w:top w:val="single" w:sz="4" w:space="0" w:color="auto"/>
               <w:left w:val="nil"/>
               <w:bottom w:val="single" w:sz="4" w:space="0" w:color="000000"/>
               <w:right w:val="nil"/>
@@ -21375,7 +21464,7 @@
             <w:tcBorders>
               <w:top w:val="nil"/>
               <w:left w:val="nil"/>
-              <w:bottom w:val="double" w:sz="4" w:space="0" w:color="000000"/>
+              <w:bottom w:val="single" w:sz="4" w:space="0" w:color="auto"/>
               <w:right w:val="nil"/>
             </w:tcBorders>
             <w:vAlign w:val="center"/>
@@ -21404,7 +21493,7 @@
             <w:tcBorders>
               <w:top w:val="nil"/>
               <w:left w:val="nil"/>
-              <w:bottom w:val="double" w:sz="4" w:space="0" w:color="000000"/>
+              <w:bottom w:val="single" w:sz="4" w:space="0" w:color="auto"/>
               <w:right w:val="nil"/>
             </w:tcBorders>
             <w:vAlign w:val="center"/>
@@ -21433,7 +21522,7 @@
             <w:tcBorders>
               <w:top w:val="nil"/>
               <w:left w:val="nil"/>
-              <w:bottom w:val="double" w:sz="4" w:space="0" w:color="000000"/>
+              <w:bottom w:val="single" w:sz="4" w:space="0" w:color="auto"/>
               <w:right w:val="nil"/>
             </w:tcBorders>
             <w:vAlign w:val="center"/>
@@ -21462,7 +21551,7 @@
             <w:tcBorders>
               <w:top w:val="nil"/>
               <w:left w:val="nil"/>
-              <w:bottom w:val="double" w:sz="4" w:space="0" w:color="000000"/>
+              <w:bottom w:val="single" w:sz="4" w:space="0" w:color="auto"/>
               <w:right w:val="nil"/>
             </w:tcBorders>
             <w:vAlign w:val="center"/>
@@ -21491,7 +21580,7 @@
             <w:tcBorders>
               <w:top w:val="nil"/>
               <w:left w:val="nil"/>
-              <w:bottom w:val="double" w:sz="4" w:space="0" w:color="000000"/>
+              <w:bottom w:val="single" w:sz="4" w:space="0" w:color="auto"/>
               <w:right w:val="nil"/>
             </w:tcBorders>
             <w:vAlign w:val="center"/>
@@ -21520,7 +21609,7 @@
             <w:tcBorders>
               <w:top w:val="nil"/>
               <w:left w:val="nil"/>
-              <w:bottom w:val="double" w:sz="4" w:space="0" w:color="000000"/>
+              <w:bottom w:val="single" w:sz="4" w:space="0" w:color="auto"/>
               <w:right w:val="nil"/>
             </w:tcBorders>
             <w:vAlign w:val="center"/>
